--- a/Modelo certificado conformidad contrato menor.docx
+++ b/Modelo certificado conformidad contrato menor.docx
@@ -198,49 +198,19 @@
     <w:p/>
     <w:p>
       <w:r>
-        <w:t>____</w:t>
-      </w:r>
-      <w:r>
-        <w:rPr>
-          <w:b/>
-          <w:bCs/>
-        </w:rPr>
-        <w:t>Nombre director</w:t>
-      </w:r>
-      <w:r>
-        <w:rPr>
-          <w:b/>
-          <w:bCs/>
-        </w:rPr>
-        <w:t>/a</w:t>
-      </w:r>
-      <w:r>
-        <w:t>__________</w:t>
-      </w:r>
-      <w:r>
-        <w:t xml:space="preserve">_, </w:t>
-      </w:r>
-      <w:proofErr w:type="gramStart"/>
-      <w:r>
-        <w:t>Director</w:t>
-      </w:r>
-      <w:proofErr w:type="gramEnd"/>
-      <w:r>
-        <w:t xml:space="preserve">/a del </w:t>
-      </w:r>
-      <w:proofErr w:type="spellStart"/>
-      <w:r>
-        <w:t>Cefire</w:t>
-      </w:r>
-      <w:proofErr w:type="spellEnd"/>
+        <w:t>Alfredo Rafael Vicente Boix</w:t>
+      </w:r>
+      <w:r>
+        <w:t>, Director</w:t>
+      </w:r>
+      <w:r>
+        <w:t>/a del Cefire</w:t>
+      </w:r>
       <w:r>
         <w:t xml:space="preserve"> </w:t>
       </w:r>
       <w:r>
-        <w:t>______________</w:t>
-      </w:r>
-      <w:r>
-        <w:t xml:space="preserve">   </w:t>
+        <w:t>de Fomación Profesional y ERE</w:t>
       </w:r>
     </w:p>
     <w:p/>
@@ -272,18 +242,26 @@
         <w:t xml:space="preserve"> prestación del servicio </w:t>
       </w:r>
       <w:r>
-        <w:t xml:space="preserve">referente a la acción formativa con </w:t>
-      </w:r>
-      <w:proofErr w:type="spellStart"/>
-      <w:r>
-        <w:t>nº</w:t>
-      </w:r>
-      <w:proofErr w:type="spellEnd"/>
-      <w:r>
-        <w:t xml:space="preserve"> edición </w:t>
-      </w:r>
-      <w:r>
-        <w:t>____________ (</w:t>
+        <w:t>referente</w:t>
+      </w:r>
+      <w:r>
+        <w:t xml:space="preserve"> </w:t>
+      </w:r>
+      <w:r>
+        <w:t xml:space="preserve">al contrato menor con código de expediente </w:t>
+      </w:r>
+      <w:r>
+        <w:rPr>
+          <w:b/>
+          <w:bCs/>
+        </w:rPr>
+        <w:t xml:space="preserve">______ </w:t>
+      </w:r>
+      <w:r>
+        <w:t>de la</w:t>
+      </w:r>
+      <w:r>
+        <w:t xml:space="preserve"> acción formativa con nº edición ____________ (</w:t>
       </w:r>
       <w:r>
         <w:rPr>
@@ -293,24 +271,10 @@
         <w:t>código curso y nombre</w:t>
       </w:r>
       <w:r>
-        <w:t xml:space="preserve">) _______ </w:t>
-      </w:r>
-      <w:r>
-        <w:t xml:space="preserve">_______________, realizado </w:t>
-      </w:r>
-      <w:r>
-        <w:t xml:space="preserve">por la empresa </w:t>
-      </w:r>
-      <w:r>
-        <w:t>____________</w:t>
-      </w:r>
-      <w:proofErr w:type="gramStart"/>
-      <w:r>
-        <w:t>_(</w:t>
-      </w:r>
-      <w:proofErr w:type="gramEnd"/>
-      <w:r>
-        <w:t>nombre</w:t>
+        <w:t xml:space="preserve">) _______ _______________, realizado </w:t>
+      </w:r>
+      <w:r>
+        <w:t>por la empresa _____________(nombre</w:t>
       </w:r>
       <w:r>
         <w:rPr>
@@ -327,27 +291,11 @@
         <w:t xml:space="preserve"> y CIF</w:t>
       </w:r>
       <w:r>
-        <w:t xml:space="preserve">) __________ y la aceptación de la factura número </w:t>
-      </w:r>
-      <w:r>
-        <w:t>XXXXX</w:t>
-      </w:r>
-      <w:r>
-        <w:t xml:space="preserve"> de fecha </w:t>
-      </w:r>
-      <w:proofErr w:type="spellStart"/>
-      <w:r>
-        <w:t>dd</w:t>
-      </w:r>
-      <w:proofErr w:type="spellEnd"/>
-      <w:r>
-        <w:t>/mm/</w:t>
-      </w:r>
-      <w:proofErr w:type="spellStart"/>
+        <w:t>) __________ y la aceptación de la factura número XXXXX de fecha dd/mm/</w:t>
+      </w:r>
       <w:r>
         <w:t>aaaa</w:t>
       </w:r>
-      <w:proofErr w:type="spellEnd"/>
       <w:r>
         <w:t xml:space="preserve">, por un importe de </w:t>
       </w:r>
@@ -398,13 +346,8 @@
         <w:jc w:val="both"/>
       </w:pPr>
       <w:r>
-        <w:t xml:space="preserve">El/la </w:t>
-      </w:r>
-      <w:proofErr w:type="gramStart"/>
-      <w:r>
-        <w:t>Directora</w:t>
-      </w:r>
-      <w:proofErr w:type="gramEnd"/>
+        <w:t>El/la Directora</w:t>
+      </w:r>
     </w:p>
     <w:p>
       <w:pPr>
@@ -832,13 +775,13 @@
     <w:name w:val="Normal"/>
     <w:qFormat/>
   </w:style>
-  <w:style w:type="character" w:default="1" w:styleId="Fuentedeprrafopredeter">
+  <w:style w:type="character" w:default="1" w:styleId="Lletraperdefectedelpargraf">
     <w:name w:val="Default Paragraph Font"/>
     <w:uiPriority w:val="1"/>
     <w:semiHidden/>
     <w:unhideWhenUsed/>
   </w:style>
-  <w:style w:type="table" w:default="1" w:styleId="Tablanormal">
+  <w:style w:type="table" w:default="1" w:styleId="Taulanormal">
     <w:name w:val="Normal Table"/>
     <w:uiPriority w:val="99"/>
     <w:semiHidden/>
@@ -853,7 +796,7 @@
       </w:tblCellMar>
     </w:tblPr>
   </w:style>
-  <w:style w:type="numbering" w:default="1" w:styleId="Sinlista">
+  <w:style w:type="numbering" w:default="1" w:styleId="Sensellista">
     <w:name w:val="No List"/>
     <w:uiPriority w:val="99"/>
     <w:semiHidden/>
@@ -1158,6 +1101,26 @@
 </file>
 
 <file path=customXml/item1.xml><?xml version="1.0" encoding="utf-8"?>
+<p:properties xmlns:p="http://schemas.microsoft.com/office/2006/metadata/properties" xmlns:xsi="http://www.w3.org/2001/XMLSchema-instance" xmlns:pc="http://schemas.microsoft.com/office/infopath/2007/PartnerControls">
+  <documentManagement>
+    <lcf76f155ced4ddcb4097134ff3c332f xmlns="b5f761dc-0ad6-4c4e-b39e-b164820ce0c6">
+      <Terms xmlns="http://schemas.microsoft.com/office/infopath/2007/PartnerControls"/>
+    </lcf76f155ced4ddcb4097134ff3c332f>
+    <TaxCatchAll xmlns="cccfa497-ac3e-4aea-9a3a-5d2483928464" xsi:nil="true"/>
+  </documentManagement>
+</p:properties>
+</file>
+
+<file path=customXml/item2.xml><?xml version="1.0" encoding="utf-8"?>
+<?mso-contentType ?>
+<FormTemplates xmlns="http://schemas.microsoft.com/sharepoint/v3/contenttype/forms">
+  <Display>DocumentLibraryForm</Display>
+  <Edit>DocumentLibraryForm</Edit>
+  <New>DocumentLibraryForm</New>
+</FormTemplates>
+</file>
+
+<file path=customXml/item3.xml><?xml version="1.0" encoding="utf-8"?>
 <ct:contentTypeSchema xmlns:ct="http://schemas.microsoft.com/office/2006/metadata/contentType" xmlns:ma="http://schemas.microsoft.com/office/2006/metadata/properties/metaAttributes" ct:_="" ma:_="" ma:contentTypeName="Documento" ma:contentTypeID="0x0101007BD18D3F7288E745996656793FA4913E" ma:contentTypeVersion="15" ma:contentTypeDescription="Crear nuevo documento." ma:contentTypeScope="" ma:versionID="fdf81845189e92ed4dc5f0dff90d793f">
   <xsd:schema xmlns:xsd="http://www.w3.org/2001/XMLSchema" xmlns:xs="http://www.w3.org/2001/XMLSchema" xmlns:p="http://schemas.microsoft.com/office/2006/metadata/properties" xmlns:ns2="b5f761dc-0ad6-4c4e-b39e-b164820ce0c6" xmlns:ns3="cccfa497-ac3e-4aea-9a3a-5d2483928464" targetNamespace="http://schemas.microsoft.com/office/2006/metadata/properties" ma:root="true" ma:fieldsID="716ae4fae99d198d83ad0a7a3148e084" ns2:_="" ns3:_="">
     <xsd:import namespace="b5f761dc-0ad6-4c4e-b39e-b164820ce0c6"/>
@@ -1392,28 +1355,15 @@
 </ct:contentTypeSchema>
 </file>
 
-<file path=customXml/item2.xml><?xml version="1.0" encoding="utf-8"?>
-<?mso-contentType ?>
-<FormTemplates xmlns="http://schemas.microsoft.com/sharepoint/v3/contenttype/forms">
-  <Display>DocumentLibraryForm</Display>
-  <Edit>DocumentLibraryForm</Edit>
-  <New>DocumentLibraryForm</New>
-</FormTemplates>
-</file>
-
-<file path=customXml/item3.xml><?xml version="1.0" encoding="utf-8"?>
-<p:properties xmlns:p="http://schemas.microsoft.com/office/2006/metadata/properties" xmlns:xsi="http://www.w3.org/2001/XMLSchema-instance" xmlns:pc="http://schemas.microsoft.com/office/infopath/2007/PartnerControls">
-  <documentManagement>
-    <lcf76f155ced4ddcb4097134ff3c332f xmlns="b5f761dc-0ad6-4c4e-b39e-b164820ce0c6">
-      <Terms xmlns="http://schemas.microsoft.com/office/infopath/2007/PartnerControls"/>
-    </lcf76f155ced4ddcb4097134ff3c332f>
-    <TaxCatchAll xmlns="cccfa497-ac3e-4aea-9a3a-5d2483928464" xsi:nil="true"/>
-  </documentManagement>
-</p:properties>
-</file>
-
 <file path=customXml/itemProps1.xml><?xml version="1.0" encoding="utf-8"?>
-<ds:datastoreItem xmlns:ds="http://schemas.openxmlformats.org/officeDocument/2006/customXml" ds:itemID="{9A4D8AA7-974A-47B1-B634-62E0263B50D3}"/>
+<ds:datastoreItem xmlns:ds="http://schemas.openxmlformats.org/officeDocument/2006/customXml" ds:itemID="{44482639-CCEA-4796-BEAB-3C1EB96F6239}">
+  <ds:schemaRefs>
+    <ds:schemaRef ds:uri="http://schemas.microsoft.com/office/2006/metadata/properties"/>
+    <ds:schemaRef ds:uri="http://schemas.microsoft.com/office/infopath/2007/PartnerControls"/>
+    <ds:schemaRef ds:uri="b5f761dc-0ad6-4c4e-b39e-b164820ce0c6"/>
+    <ds:schemaRef ds:uri="cccfa497-ac3e-4aea-9a3a-5d2483928464"/>
+  </ds:schemaRefs>
+</ds:datastoreItem>
 </file>
 
 <file path=customXml/itemProps2.xml><?xml version="1.0" encoding="utf-8"?>
@@ -1425,12 +1375,20 @@
 </file>
 
 <file path=customXml/itemProps3.xml><?xml version="1.0" encoding="utf-8"?>
-<ds:datastoreItem xmlns:ds="http://schemas.openxmlformats.org/officeDocument/2006/customXml" ds:itemID="{44482639-CCEA-4796-BEAB-3C1EB96F6239}">
+<ds:datastoreItem xmlns:ds="http://schemas.openxmlformats.org/officeDocument/2006/customXml" ds:itemID="{9A4D8AA7-974A-47B1-B634-62E0263B50D3}">
   <ds:schemaRefs>
+    <ds:schemaRef ds:uri="http://schemas.microsoft.com/office/2006/metadata/contentType"/>
+    <ds:schemaRef ds:uri="http://schemas.microsoft.com/office/2006/metadata/properties/metaAttributes"/>
+    <ds:schemaRef ds:uri="http://www.w3.org/2001/XMLSchema"/>
     <ds:schemaRef ds:uri="http://schemas.microsoft.com/office/2006/metadata/properties"/>
+    <ds:schemaRef ds:uri="b5f761dc-0ad6-4c4e-b39e-b164820ce0c6"/>
+    <ds:schemaRef ds:uri="cccfa497-ac3e-4aea-9a3a-5d2483928464"/>
+    <ds:schemaRef ds:uri="http://schemas.microsoft.com/office/2006/documentManagement/types"/>
     <ds:schemaRef ds:uri="http://schemas.microsoft.com/office/infopath/2007/PartnerControls"/>
-    <ds:schemaRef ds:uri="7f7d3b00-ceb5-41b7-a7b2-05cc2491ece2"/>
-    <ds:schemaRef ds:uri="b1cf5c47-8d39-409a-ac8f-36d6c8249262"/>
+    <ds:schemaRef ds:uri="http://schemas.openxmlformats.org/package/2006/metadata/core-properties"/>
+    <ds:schemaRef ds:uri="http://purl.org/dc/elements/1.1/"/>
+    <ds:schemaRef ds:uri="http://purl.org/dc/terms/"/>
+    <ds:schemaRef ds:uri="http://schemas.microsoft.com/internal/obd"/>
   </ds:schemaRefs>
 </ds:datastoreItem>
 </file>